--- a/defense/docs/reviews/official_reviewer_1_review_ru.docx
+++ b/defense/docs/reviews/official_reviewer_1_review_ru.docx
@@ -32,7 +32,7 @@
           <w:sz w:val="28"/>
           <w:u w:val="none"/>
         </w:rPr>
-        <w:t>на диссертационную работу Есмухамедова Нурмаганбета Сейткалиулы на тему «Автоматизированная диагностика диабетической ретинопатии посредством улучшения изображений глазного дна и классификации с помощью CNN», представленную на соискание степени доктора философии (PhD) по образовательной программе 8D06104 — «Вычислительная техника и программное обеспечение»</w:t>
+        <w:t>на диссертационную работу Есмухамедова Нурмаганбета Сейткалиулы на тему «Компьютерная система обработки и анализа данных глазного дна для поддержки лазерной коагуляции при лечении диабетической ретинопатии», представленную на соискание степени доктора философии (PhD) по образовательной программе 8D06102 — «Компьютерная и программная инженерия»</w:t>
       </w:r>
     </w:p>
     <w:tbl>
@@ -4937,7 +4937,7 @@
           <w:sz w:val="28"/>
           <w:u w:val="none"/>
         </w:rPr>
-        <w:t>Представленная диссертация на соискание степени доктора философии (PhD) Есмухамедова Нурмаганбета Сейткалиулы на тему «Автоматизированная диагностика диабетической ретинопатии посредством улучшения изображений глазного дна и классификации с помощью CNN» является законченной самостоятельной научно-исследовательской работой, которая отвечает требованиям «Правил присуждения степеней», а ее автор заслуживает ходатайствовать перед Комитетом о присуждении степени доктора философии (PhD) по образовательной программе 8D06104 — «Вычислительная техника и программное обеспечение».</w:t>
+        <w:t>Представленная диссертация на соискание степени доктора философии (PhD) Есмухамедова Нурмаганбета Сейткалиулы на тему «Компьютерная система обработки и анализа данных глазного дна для поддержки лазерной коагуляции при лечении диабетической ретинопатии» является законченной самостоятельной научно-исследовательской работой, которая отвечает требованиям «Правил присуждения степеней», а ее автор заслуживает ходатайствовать перед Комитетом о присуждении степени доктора философии (PhD) по образовательной программе 8D06102 — «Компьютерная и программная инженерия».</w:t>
       </w:r>
     </w:p>
     <w:p>

--- a/defense/docs/reviews/official_reviewer_1_review_ru.docx
+++ b/defense/docs/reviews/official_reviewer_1_review_ru.docx
@@ -4937,18 +4937,39 @@
           <w:sz w:val="28"/>
           <w:u w:val="none"/>
         </w:rPr>
-        <w:t>Представленная диссертация на соискание степени доктора философии (PhD) Есмухамедова Нурмаганбета Сейткалиулы на тему «Компьютерная система обработки и анализа данных глазного дна для поддержки лазерной коагуляции при лечении диабетической ретинопатии» является законченной самостоятельной научно-исследовательской работой, которая отвечает требованиям «Правил присуждения степеней», а ее автор заслуживает ходатайствовать перед Комитетом о присуждении степени доктора философии (PhD) по образовательной программе 8D06102 — «Компьютерная и программная инженерия».</w:t>
+        <w:t xml:space="preserve">Представленная диссертация на соискание степени доктора философии (PhD) </w:t>
+      </w:r>
+      <w:r>
+        <w:rPr>
+          <w:rFonts w:ascii="Times New Roman" w:hAnsi="Times New Roman" w:cs="Times New Roman" w:eastAsia="Times New Roman"/>
+          <w:b/>
+          <w:i w:val="0"/>
+          <w:sz w:val="28"/>
+          <w:u w:val="none"/>
+        </w:rPr>
+        <w:t>Есмухамедова Нурмаганбета Сейткалиулы</w:t>
+      </w:r>
+      <w:r>
+        <w:rPr>
+          <w:rFonts w:ascii="Times New Roman" w:hAnsi="Times New Roman" w:cs="Times New Roman" w:eastAsia="Times New Roman"/>
+          <w:b w:val="0"/>
+          <w:i w:val="0"/>
+          <w:sz w:val="28"/>
+          <w:u w:val="none"/>
+        </w:rPr>
+        <w:t xml:space="preserve"> на тему «Компьютерная система обработки и анализа данных глазного дна для поддержки лазерной коагуляции при лечении диабетической ретинопатии» является законченной самостоятельной научно-исследовательской работой, которая отвечает требованиям «Правил присуждения степеней», а ее автор заслуживает ходатайствовать перед Комитетом о присуждении степени доктора философии (PhD) по образовательной программе 8D06102 — «Компьютерная и программная инженерия».</w:t>
       </w:r>
     </w:p>
     <w:p>
       <w:pPr>
-        <w:ind w:firstLine="709"/>
-        <w:jc w:val="both"/>
+        <w:spacing w:after="0" w:before="280"/>
+        <w:ind w:firstLine="0"/>
+        <w:jc w:val="left"/>
       </w:pPr>
       <w:r>
         <w:rPr>
           <w:rFonts w:ascii="Times New Roman" w:hAnsi="Times New Roman" w:cs="Times New Roman" w:eastAsia="Times New Roman"/>
-          <w:b w:val="0"/>
+          <w:b/>
           <w:i w:val="0"/>
           <w:sz w:val="28"/>
           <w:u w:val="none"/>
@@ -4958,7 +4979,7 @@
     </w:p>
     <w:p>
       <w:pPr>
-        <w:spacing w:after="0"/>
+        <w:spacing w:after="0" w:before="280"/>
         <w:ind w:firstLine="0"/>
         <w:jc w:val="left"/>
       </w:pPr>
@@ -4975,7 +4996,7 @@
     </w:p>
     <w:p>
       <w:pPr>
-        <w:spacing w:after="0"/>
+        <w:spacing w:after="0" w:before="0"/>
         <w:ind w:firstLine="0"/>
         <w:jc w:val="left"/>
       </w:pPr>
@@ -4995,7 +5016,7 @@
         <w:tabs>
           <w:tab w:pos="14570" w:val="right"/>
         </w:tabs>
-        <w:spacing w:after="0"/>
+        <w:spacing w:after="0" w:before="0"/>
         <w:ind w:firstLine="0"/>
         <w:jc w:val="left"/>
       </w:pPr>
@@ -5022,7 +5043,7 @@
       <w:r>
         <w:rPr>
           <w:rFonts w:ascii="Times New Roman" w:hAnsi="Times New Roman" w:cs="Times New Roman" w:eastAsia="Times New Roman"/>
-          <w:b w:val="0"/>
+          <w:b/>
           <w:i w:val="0"/>
           <w:sz w:val="28"/>
           <w:u w:val="none"/>

--- a/defense/docs/reviews/official_reviewer_1_review_ru.docx
+++ b/defense/docs/reviews/official_reviewer_1_review_ru.docx
@@ -4432,7 +4432,7 @@
                 <w:sz w:val="28"/>
                 <w:u w:val="none"/>
               </w:rPr>
-              <w:t>Том изложен на 264 страницах и содержит 42 таблицы, 26 рисунков и две схемы при 107 наименованиях в списке источников. Обозначения единообразны, сокращения объявлены в отдельном регистре, оформление соответствует применимому государственному стандарту.</w:t>
+              <w:t>Том изложен на 265 страницах и содержит 42 таблицы, 26 рисунков и две схемы при 107 наименованиях в списке источников. Обозначения единообразны, сокращения объявлены в отдельном регистре, оформление соответствует применимому государственному стандарту.</w:t>
             </w:r>
           </w:p>
           <w:p>

--- a/defense/docs/reviews/official_reviewer_1_review_ru.docx
+++ b/defense/docs/reviews/official_reviewer_1_review_ru.docx
@@ -4804,7 +4804,7 @@
                 <w:sz w:val="28"/>
                 <w:u w:val="none"/>
               </w:rPr>
-              <w:t>, 2024, Т. 2, № 27-740.</w:t>
+              <w:t>, 2025, Т. 2, № 27-740.</w:t>
             </w:r>
           </w:p>
           <w:p>

--- a/defense/docs/reviews/official_reviewer_1_review_ru.docx
+++ b/defense/docs/reviews/official_reviewer_1_review_ru.docx
@@ -51,6 +51,10 @@
         <w:gridCol w:w="3642"/>
       </w:tblGrid>
       <w:tr>
+        <w:trPr>
+          <w:tblHeader/>
+          <w:cantSplit/>
+        </w:trPr>
         <w:tc>
           <w:tcPr>
             <w:tcW w:type="dxa" w:w="583"/>
@@ -141,6 +145,9 @@
         </w:tc>
       </w:tr>
       <w:tr>
+        <w:trPr>
+          <w:cantSplit/>
+        </w:trPr>
         <w:tc>
           <w:tcPr>
             <w:tcW w:type="dxa" w:w="583"/>
@@ -359,6 +366,9 @@
         </w:tc>
       </w:tr>
       <w:tr>
+        <w:trPr>
+          <w:cantSplit/>
+        </w:trPr>
         <w:tc>
           <w:tcPr>
             <w:tcW w:type="dxa" w:w="583"/>
@@ -545,6 +555,9 @@
         </w:tc>
       </w:tr>
       <w:tr>
+        <w:trPr>
+          <w:cantSplit/>
+        </w:trPr>
         <w:tc>
           <w:tcPr>
             <w:tcW w:type="dxa" w:w="583"/>
@@ -725,6 +738,9 @@
         </w:tc>
       </w:tr>
       <w:tr>
+        <w:trPr>
+          <w:cantSplit/>
+        </w:trPr>
         <w:tc>
           <w:tcPr>
             <w:tcW w:type="dxa" w:w="583"/>
@@ -931,6 +947,9 @@
         </w:tc>
       </w:tr>
       <w:tr>
+        <w:trPr>
+          <w:cantSplit/>
+        </w:trPr>
         <w:tc>
           <w:tcPr>
             <w:tcW w:type="dxa" w:w="583"/>
@@ -1049,6 +1068,9 @@
         </w:tc>
       </w:tr>
       <w:tr>
+        <w:trPr>
+          <w:cantSplit/>
+        </w:trPr>
         <w:tc>
           <w:tcPr>
             <w:tcW w:type="dxa" w:w="583"/>
@@ -1161,12 +1183,15 @@
                 <w:sz w:val="28"/>
                 <w:u w:val="none"/>
               </w:rPr>
-              <w:t>Цель — разработать и экспериментально обосновать интегрированную систему улучшения и классификации и установить, какую разницу создаёт эта спецификация в контролируемом сопоставлении, — получает ответ задача за задачей: проблемная область (глава 1), теоретические основы (глава 2), формализованная методология (глава 3), экспериментальная программа (глава 4), аппарат достоверности и ограничения (глава 5), архитектура системы скрининга (глава 6). Шесть задач, шесть глав, и ни одной задачи без сообщённого по ней результата.</w:t>
+              <w:t>Цель — разработать и экспериментально обосновать интегрированную систему улучшения и классификации и установить, какую разницу создаёт эта спецификация в контролируемом сопоставлении, — получает ответ задача за задачей: проблемная область (глава 1), интегрированная методология (глава 2), экспериментальная программа (глава 3), архитектура системы скрининга (глава 4). Четыре задачи, четыре главы, и ни одной задачи без сообщённого по ней результата.</w:t>
             </w:r>
           </w:p>
         </w:tc>
       </w:tr>
       <w:tr>
+        <w:trPr>
+          <w:cantSplit/>
+        </w:trPr>
         <w:tc>
           <w:tcPr>
             <w:tcW w:type="dxa" w:w="583"/>
@@ -1305,6 +1330,9 @@
         </w:tc>
       </w:tr>
       <w:tr>
+        <w:trPr>
+          <w:cantSplit/>
+        </w:trPr>
         <w:tc>
           <w:tcPr>
             <w:tcW w:type="dxa" w:w="583"/>
@@ -1439,6 +1467,9 @@
         </w:tc>
       </w:tr>
       <w:tr>
+        <w:trPr>
+          <w:cantSplit/>
+        </w:trPr>
         <w:tc>
           <w:tcPr>
             <w:tcW w:type="dxa" w:w="583"/>
@@ -1633,6 +1664,9 @@
         </w:tc>
       </w:tr>
       <w:tr>
+        <w:trPr>
+          <w:cantSplit/>
+        </w:trPr>
         <w:tc>
           <w:tcPr>
             <w:tcW w:type="dxa" w:w="583"/>
@@ -1751,6 +1785,9 @@
         </w:tc>
       </w:tr>
       <w:tr>
+        <w:trPr>
+          <w:cantSplit/>
+        </w:trPr>
         <w:tc>
           <w:tcPr>
             <w:tcW w:type="dxa" w:w="583"/>
@@ -1869,6 +1906,9 @@
         </w:tc>
       </w:tr>
       <w:tr>
+        <w:trPr>
+          <w:cantSplit/>
+        </w:trPr>
         <w:tc>
           <w:tcPr>
             <w:tcW w:type="dxa" w:w="583"/>
@@ -1995,6 +2035,9 @@
         </w:tc>
       </w:tr>
       <w:tr>
+        <w:trPr>
+          <w:cantSplit/>
+        </w:trPr>
         <w:tc>
           <w:tcPr>
             <w:tcW w:type="dxa" w:w="583"/>
@@ -2436,6 +2479,9 @@
         </w:tc>
       </w:tr>
       <w:tr>
+        <w:trPr>
+          <w:cantSplit/>
+        </w:trPr>
         <w:tc>
           <w:tcPr>
             <w:tcW w:type="dxa" w:w="583"/>
@@ -2523,6 +2569,9 @@
         </w:tc>
       </w:tr>
       <w:tr>
+        <w:trPr>
+          <w:cantSplit/>
+        </w:trPr>
         <w:tc>
           <w:tcPr>
             <w:tcW w:type="dxa" w:w="583"/>
@@ -2610,6 +2659,9 @@
         </w:tc>
       </w:tr>
       <w:tr>
+        <w:trPr>
+          <w:cantSplit/>
+        </w:trPr>
         <w:tc>
           <w:tcPr>
             <w:tcW w:type="dxa" w:w="583"/>
@@ -2697,6 +2749,9 @@
         </w:tc>
       </w:tr>
       <w:tr>
+        <w:trPr>
+          <w:cantSplit/>
+        </w:trPr>
         <w:tc>
           <w:tcPr>
             <w:tcW w:type="dxa" w:w="583"/>
@@ -2784,6 +2839,9 @@
         </w:tc>
       </w:tr>
       <w:tr>
+        <w:trPr>
+          <w:cantSplit/>
+        </w:trPr>
         <w:tc>
           <w:tcPr>
             <w:tcW w:type="dxa" w:w="583"/>
@@ -2871,6 +2929,9 @@
         </w:tc>
       </w:tr>
       <w:tr>
+        <w:trPr>
+          <w:cantSplit/>
+        </w:trPr>
         <w:tc>
           <w:tcPr>
             <w:tcW w:type="dxa" w:w="583"/>
@@ -2958,6 +3019,9 @@
         </w:tc>
       </w:tr>
       <w:tr>
+        <w:trPr>
+          <w:cantSplit/>
+        </w:trPr>
         <w:tc>
           <w:tcPr>
             <w:tcW w:type="dxa" w:w="583"/>
@@ -3045,6 +3109,9 @@
         </w:tc>
       </w:tr>
       <w:tr>
+        <w:trPr>
+          <w:cantSplit/>
+        </w:trPr>
         <w:tc>
           <w:tcPr>
             <w:tcW w:type="dxa" w:w="583"/>
@@ -3132,6 +3199,9 @@
         </w:tc>
       </w:tr>
       <w:tr>
+        <w:trPr>
+          <w:cantSplit/>
+        </w:trPr>
         <w:tc>
           <w:tcPr>
             <w:tcW w:type="dxa" w:w="583"/>
@@ -3219,6 +3289,9 @@
         </w:tc>
       </w:tr>
       <w:tr>
+        <w:trPr>
+          <w:cantSplit/>
+        </w:trPr>
         <w:tc>
           <w:tcPr>
             <w:tcW w:type="dxa" w:w="583"/>
@@ -3322,6 +3395,9 @@
         </w:tc>
       </w:tr>
       <w:tr>
+        <w:trPr>
+          <w:cantSplit/>
+        </w:trPr>
         <w:tc>
           <w:tcPr>
             <w:tcW w:type="dxa" w:w="583"/>
@@ -3512,6 +3588,9 @@
         </w:tc>
       </w:tr>
       <w:tr>
+        <w:trPr>
+          <w:cantSplit/>
+        </w:trPr>
         <w:tc>
           <w:tcPr>
             <w:tcW w:type="dxa" w:w="583"/>
@@ -3614,6 +3693,9 @@
         </w:tc>
       </w:tr>
       <w:tr>
+        <w:trPr>
+          <w:cantSplit/>
+        </w:trPr>
         <w:tc>
           <w:tcPr>
             <w:tcW w:type="dxa" w:w="583"/>
@@ -3716,6 +3798,9 @@
         </w:tc>
       </w:tr>
       <w:tr>
+        <w:trPr>
+          <w:cantSplit/>
+        </w:trPr>
         <w:tc>
           <w:tcPr>
             <w:tcW w:type="dxa" w:w="583"/>
@@ -3796,6 +3881,9 @@
         </w:tc>
       </w:tr>
       <w:tr>
+        <w:trPr>
+          <w:cantSplit/>
+        </w:trPr>
         <w:tc>
           <w:tcPr>
             <w:tcW w:type="dxa" w:w="583"/>
@@ -3870,7 +3958,7 @@
                 <w:sz w:val="28"/>
                 <w:u w:val="none"/>
               </w:rPr>
-              <w:t>Список источников насчитывает 107 наименований и достаточен для обзора: актуален в части глубокого обучения и уместно консервативен в клинической части.</w:t>
+              <w:t>Список источников насчитывает 99 наименований и достаточен для обзора: актуален в части глубокого обучения и уместно консервативен в клинической части.</w:t>
             </w:r>
           </w:p>
           <w:p>
@@ -3892,6 +3980,9 @@
         </w:tc>
       </w:tr>
       <w:tr>
+        <w:trPr>
+          <w:cantSplit/>
+        </w:trPr>
         <w:tc>
           <w:tcPr>
             <w:tcW w:type="dxa" w:w="583"/>
@@ -4054,6 +4145,9 @@
         </w:tc>
       </w:tr>
       <w:tr>
+        <w:trPr>
+          <w:cantSplit/>
+        </w:trPr>
         <w:tc>
           <w:tcPr>
             <w:tcW w:type="dxa" w:w="583"/>
@@ -4156,6 +4250,9 @@
         </w:tc>
       </w:tr>
       <w:tr>
+        <w:trPr>
+          <w:cantSplit/>
+        </w:trPr>
         <w:tc>
           <w:tcPr>
             <w:tcW w:type="dxa" w:w="583"/>
@@ -4274,6 +4371,9 @@
         </w:tc>
       </w:tr>
       <w:tr>
+        <w:trPr>
+          <w:cantSplit/>
+        </w:trPr>
         <w:tc>
           <w:tcPr>
             <w:tcW w:type="dxa" w:w="583"/>
@@ -4432,7 +4532,7 @@
                 <w:sz w:val="28"/>
                 <w:u w:val="none"/>
               </w:rPr>
-              <w:t>Том изложен на 265 страницах и содержит 42 таблицы, 26 рисунков и две схемы при 107 наименованиях в списке источников. Обозначения единообразны, сокращения объявлены в отдельном регистре, оформление соответствует применимому государственному стандарту.</w:t>
+              <w:t>Том изложен на 117 страницах и содержит 19 таблиц, 16 рисунков и четыре схемы при 99 наименованиях в списке источников. Обозначения единообразны, сокращения объявлены в отдельном регистре, оформление соответствует применимому государственному стандарту.</w:t>
             </w:r>
           </w:p>
           <w:p>
@@ -4454,6 +4554,9 @@
         </w:tc>
       </w:tr>
       <w:tr>
+        <w:trPr>
+          <w:cantSplit/>
+        </w:trPr>
         <w:tc>
           <w:tcPr>
             <w:tcW w:type="dxa" w:w="583"/>
@@ -4582,6 +4685,9 @@
         </w:tc>
       </w:tr>
       <w:tr>
+        <w:trPr>
+          <w:cantSplit/>
+        </w:trPr>
         <w:tc>
           <w:tcPr>
             <w:tcW w:type="dxa" w:w="583"/>
@@ -4826,6 +4932,9 @@
         </w:tc>
       </w:tr>
       <w:tr>
+        <w:trPr>
+          <w:cantSplit/>
+        </w:trPr>
         <w:tc>
           <w:tcPr>
             <w:tcW w:type="dxa" w:w="583"/>

--- a/defense/docs/reviews/official_reviewer_1_review_ru.docx
+++ b/defense/docs/reviews/official_reviewer_1_review_ru.docx
@@ -3958,7 +3958,7 @@
                 <w:sz w:val="28"/>
                 <w:u w:val="none"/>
               </w:rPr>
-              <w:t>Список источников насчитывает 99 наименований и достаточен для обзора: актуален в части глубокого обучения и уместно консервативен в клинической части.</w:t>
+              <w:t>Список источников насчитывает 102 наименования и достаточен для обзора: актуален в части глубокого обучения и уместно консервативен в клинической части.</w:t>
             </w:r>
           </w:p>
           <w:p>
@@ -4532,7 +4532,7 @@
                 <w:sz w:val="28"/>
                 <w:u w:val="none"/>
               </w:rPr>
-              <w:t>Том изложен на 117 страницах и содержит 19 таблиц, 16 рисунков и четыре схемы при 99 наименованиях в списке источников. Обозначения единообразны, сокращения объявлены в отдельном регистре, оформление соответствует применимому государственному стандарту.</w:t>
+              <w:t>Том изложен на 118 страницах и содержит 19 таблиц, 16 рисунков и четыре схемы при 102 наименованиях в списке источников. Обозначения единообразны, сокращения объявлены в отдельном регистре, оформление соответствует применимому государственному стандарту.</w:t>
             </w:r>
           </w:p>
           <w:p>

--- a/defense/docs/reviews/official_reviewer_1_review_ru.docx
+++ b/defense/docs/reviews/official_reviewer_1_review_ru.docx
@@ -4532,7 +4532,7 @@
                 <w:sz w:val="28"/>
                 <w:u w:val="none"/>
               </w:rPr>
-              <w:t>Том изложен на 118 страницах и содержит 19 таблиц, 16 рисунков и четыре схемы при 102 наименованиях в списке источников. Обозначения единообразны, сокращения объявлены в отдельном регистре, оформление соответствует применимому государственному стандарту.</w:t>
+              <w:t>Том изложен на 113 страницах и содержит 19 таблиц, 16 рисунков и четыре схемы при 102 наименованиях в списке источников. Обозначения единообразны, сокращения объявлены в отдельном регистре, оформление соответствует применимому государственному стандарту.</w:t>
             </w:r>
           </w:p>
           <w:p>

--- a/defense/docs/reviews/official_reviewer_1_review_ru.docx
+++ b/defense/docs/reviews/official_reviewer_1_review_ru.docx
@@ -32,7 +32,7 @@
           <w:sz w:val="28"/>
           <w:u w:val="none"/>
         </w:rPr>
-        <w:t>на диссертационную работу Есмухамедова Нурмаганбета Сейткалиулы на тему «Компьютерная система обработки и анализа данных глазного дна для поддержки лазерной коагуляции при лечении диабетической ретинопатии», представленную на соискание степени доктора философии (PhD) по образовательной программе 8D06102 — «Компьютерная и программная инженерия»</w:t>
+        <w:t>на диссертационную работу Есмухамедова Нурмаганбета Сейткалиулы на тему «Информационная система автоматического обнаружения заболеваний сетчатки на основе глубокого обучения с использованием изображений оптической когерентной томографии», представленную на соискание степени доктора философии (PhD) по образовательной программе 8D06102 — «Компьютерная и программная инженерия»</w:t>
       </w:r>
     </w:p>
     <w:tbl>
@@ -5066,7 +5066,7 @@
           <w:sz w:val="28"/>
           <w:u w:val="none"/>
         </w:rPr>
-        <w:t xml:space="preserve"> на тему «Компьютерная система обработки и анализа данных глазного дна для поддержки лазерной коагуляции при лечении диабетической ретинопатии» является законченной самостоятельной научно-исследовательской работой, которая отвечает требованиям «Правил присуждения степеней», а ее автор заслуживает ходатайствовать перед Комитетом о присуждении степени доктора философии (PhD) по образовательной программе 8D06102 — «Компьютерная и программная инженерия».</w:t>
+        <w:t xml:space="preserve"> на тему «Информационная система автоматического обнаружения заболеваний сетчатки на основе глубокого обучения с использованием изображений оптической когерентной томографии» является законченной самостоятельной научно-исследовательской работой, которая отвечает требованиям «Правил присуждения степеней», а ее автор заслуживает ходатайствовать перед Комитетом о присуждении степени доктора философии (PhD) по образовательной программе 8D06102 — «Компьютерная и программная инженерия».</w:t>
       </w:r>
     </w:p>
     <w:p>
